--- a/arb/docx/26.content.docx
+++ b/arb/docx/26.content.docx
@@ -549,23 +549,7 @@
           <w:cs/>
           <w:lang w:val="ar_AE" w:bidi="ar_AE"/>
         </w:rPr>
-        <w:t xml:space="preserve">لقد جاءتْهُ الدعوة في السنة الخامسة من سَبي المَلِك يَهُويَاكِين: لقد صارتْ كلمةُ الرَّبِّ لأَوَّلَ مَرَّةٍ إلى حِزْقِيَال سنة 593 ق.م، وقتذاك كانَتْ يهوذا دولةً شبْه مستقلة (انْظُرْ </w:t>
-      </w:r>
-      <w:r>
-        <w:rPr>
-          <w:rtl/>
-          <w:cs/>
-          <w:lang w:val="ar_AE" w:bidi="ar_AE"/>
-        </w:rPr>
-        <w:t>مقدمة سِفْر حِزْقِيَال</w:t>
-      </w:r>
-      <w:r>
-        <w:rPr>
-          <w:rtl/>
-          <w:cs/>
-          <w:lang w:val="ar_AE" w:bidi="ar_AE"/>
-        </w:rPr>
-        <w:t xml:space="preserve">، "سياق" السِّفْرِ). أخضعَ البابليون يهوذا سنة 597 ق.م، وقاموا بسبي المَلِك يَهُوياكِين إلى بابل في تلك السنةِ. ملَكَ صِدْقِيَّا عَمُّ يَهُويَاكِين على يهوذا كعَبْدٍ لبابل (597–586 ق.م). يُؤَرِّخُ حِزْقِيَال خدمته النبويِّه بالإشارَةِ إلى سبي يَهُويَاكِين بدلاً من صِدْقِيَّا إذ اعتبر الأخير ملكًا بديلاً للمَلِكِ الشَّرْعِيِّ، يَهُويَاكِين. لاحقًا، تَمَرَّدَ صِدْقِيَّا على </w:t>
+        <w:t xml:space="preserve">لقد جاءتْهُ الدعوة في السنة الخامسة من سَبي المَلِك يَهُويَاكِين: لقد صارتْ كلمةُ الرَّبِّ لأَوَّلَ مَرَّةٍ إلى حِزْقِيَال سنة 593 ق.م، وقتذاك كانَتْ يهوذا دولةً شبْه مستقلة (انْظُرْ مقدمة سِفْر حِزْقِيَال، "سياق" السِّفْرِ). أخضعَ البابليون يهوذا سنة 597 ق.م، وقاموا بسبي المَلِك يَهُوياكِين إلى بابل في تلك السنةِ. ملَكَ صِدْقِيَّا عَمُّ يَهُويَاكِين على يهوذا كعَبْدٍ لبابل (597–586 ق.م). يُؤَرِّخُ حِزْقِيَال خدمته النبويِّه بالإشارَةِ إلى سبي يَهُويَاكِين بدلاً من صِدْقِيَّا إذ اعتبر الأخير ملكًا بديلاً للمَلِكِ الشَّرْعِيِّ، يَهُويَاكِين. لاحقًا، تَمَرَّدَ صِدْقِيَّا على </w:t>
       </w:r>
       <w:r>
         <w:rPr>
